--- a/klagomål/A 49573-2025 FSC-klagomål.docx
+++ b/klagomål/A 49573-2025 FSC-klagomål.docx
@@ -901,7 +901,7 @@
     <w:r>
       <w:tab/>
       <w:tab/>
-      <w:t>2026-09-14</w:t>
+      <w:t>2026-09-15</w:t>
       <w:br/>
       <w:br/>
     </w:r>

--- a/klagomål/A 49573-2025 FSC-klagomål.docx
+++ b/klagomål/A 49573-2025 FSC-klagomål.docx
@@ -901,7 +901,7 @@
     <w:r>
       <w:tab/>
       <w:tab/>
-      <w:t>2026-09-15</w:t>
+      <w:t>2026-09-16</w:t>
       <w:br/>
       <w:br/>
     </w:r>

--- a/klagomål/A 49573-2025 FSC-klagomål.docx
+++ b/klagomål/A 49573-2025 FSC-klagomål.docx
@@ -901,7 +901,7 @@
     <w:r>
       <w:tab/>
       <w:tab/>
-      <w:t>2026-09-16</w:t>
+      <w:t>2026-09-17</w:t>
       <w:br/>
       <w:br/>
     </w:r>

--- a/klagomål/A 49573-2025 FSC-klagomål.docx
+++ b/klagomål/A 49573-2025 FSC-klagomål.docx
@@ -901,7 +901,7 @@
     <w:r>
       <w:tab/>
       <w:tab/>
-      <w:t>2026-09-17</w:t>
+      <w:t>2026-09-18</w:t>
       <w:br/>
       <w:br/>
     </w:r>

--- a/klagomål/A 49573-2025 FSC-klagomål.docx
+++ b/klagomål/A 49573-2025 FSC-klagomål.docx
@@ -901,7 +901,7 @@
     <w:r>
       <w:tab/>
       <w:tab/>
-      <w:t>2026-09-18</w:t>
+      <w:t>2026-09-19</w:t>
       <w:br/>
       <w:br/>
     </w:r>

--- a/klagomål/A 49573-2025 FSC-klagomål.docx
+++ b/klagomål/A 49573-2025 FSC-klagomål.docx
@@ -901,7 +901,7 @@
     <w:r>
       <w:tab/>
       <w:tab/>
-      <w:t>2026-09-19</w:t>
+      <w:t>2026-09-21</w:t>
       <w:br/>
       <w:br/>
     </w:r>

--- a/klagomål/A 49573-2025 FSC-klagomål.docx
+++ b/klagomål/A 49573-2025 FSC-klagomål.docx
@@ -901,7 +901,7 @@
     <w:r>
       <w:tab/>
       <w:tab/>
-      <w:t>2026-09-21</w:t>
+      <w:t>2026-09-23</w:t>
       <w:br/>
       <w:br/>
     </w:r>

--- a/klagomål/A 49573-2025 FSC-klagomål.docx
+++ b/klagomål/A 49573-2025 FSC-klagomål.docx
@@ -901,7 +901,7 @@
     <w:r>
       <w:tab/>
       <w:tab/>
-      <w:t>2026-09-23</w:t>
+      <w:t>2026-09-24</w:t>
       <w:br/>
       <w:br/>
     </w:r>

--- a/klagomål/A 49573-2025 FSC-klagomål.docx
+++ b/klagomål/A 49573-2025 FSC-klagomål.docx
@@ -901,7 +901,7 @@
     <w:r>
       <w:tab/>
       <w:tab/>
-      <w:t>2026-09-24</w:t>
+      <w:t>2026-09-25</w:t>
       <w:br/>
       <w:br/>
     </w:r>

--- a/klagomål/A 49573-2025 FSC-klagomål.docx
+++ b/klagomål/A 49573-2025 FSC-klagomål.docx
@@ -216,12 +216,12 @@
         <w:spacing w:after="240"/>
       </w:pPr>
       <w:r>
-        <w:t>Figur 1. Fyndplatser för naturvårdsarter i och inom 14 meter från avverkningsanmälan. Markörer utan svart kant är placerade på fyndplatsen. Markörer med svart kant är placerade vid sidan av fyndplatsen och har ett svart streck som visar fyndplatsens exakta position. Kartans mittpunktskoordinat är N 6966334, E 414087 i SWEREF 99 TM.</w:t>
+        <w:t>Figur 1. Fyndplatser för naturvårdsarter i och inom 15 meter från avverkningsanmälan. Markörer utan svart kant är placerade på fyndplatsen. Markörer med svart kant är placerade vid sidan av fyndplatsen och har ett svart streck som visar fyndplatsens exakta position. Kartans mittpunktskoordinat är N 6966334, E 414087 i SWEREF 99 TM.</w:t>
       </w:r>
     </w:p>
     <w:p>
       <w:r>
-        <w:t>I och inom 14 meter från avverkningsanmälan finns fynd av 10 naturvårdsarter, varav 10 är rödlistade och 5 är typiska (T): kritporing (CR), gräddporing (VU, T), blanksvart spiklav (NT), blågrå svartspik (NT), dropptaggsvamp (NT, T), dvärgbägarlav (NT, T), kolflarnlav (NT, T), nordtagging (NT), vedflamlav (NT) och vedskivlav (NT, T). Se Figur 1.</w:t>
+        <w:t>I och inom 15 meter från avverkningsanmälan finns fynd av 12 naturvårdsarter, varav 12 är rödlistade och 6 är typiska (T): kritporing (CR), gräddporing (VU, T), blanksvart spiklav (NT), blågrå svartspik (NT), dropptaggsvamp (NT, T), dvärgbägarlav (NT, T), kolflarnlav (NT, T), mörk kolflarnlav (NT), nordtagging (NT), talltagel (NT, T), vedflamlav (NT) och vedskivlav (NT, T). Se Figur 1.</w:t>
       </w:r>
     </w:p>
     <w:p>
@@ -374,10 +374,41 @@
         <w:rPr>
           <w:b/>
         </w:rPr>
+        <w:t>Mörk kolflarnlav (NT)</w:t>
+      </w:r>
+      <w:r>
+        <w:t xml:space="preserve"> är brandberoende och växer nästan uteslutande på kolad hård kärnved av tall. Arten förekommer främst i glesa, öppna tall- och blandbarrskogar av naturskogskaraktär och etableringen verkar ske sent efter brand, kanske först efter 100–300 år. Mörk kolflarnlav indikerar skog med höga naturvärden och vanligast är att den påträffas på rester av nedbrunna torrakor och högstubbar och lågstubbar som är så grova att hela innandömet är urbränt. Tall- och blandbarrskogar av naturskogskaraktär med spår av återkommande bränder hyser höga biologiska värden och bör skyddas (SLU Artdatabanken, 2024).</w:t>
+      </w:r>
+    </w:p>
+    <w:p>
+      <w:r>
+        <w:rPr>
+          <w:b/>
+        </w:rPr>
         <w:t>Nordtagging (NT)</w:t>
       </w:r>
       <w:r>
         <w:t xml:space="preserve"> växer främst på tallågor av grövre dimensioner och påträffas huvudsakligen i äldre skog som inte kalavverkats. Nordtaggingen missgynnas av att områden med äldre tallskog har minskat starkt. Bekämpning av skogsbränder, samtidigt som skogsbruket omvandlar naturligt glesa tallbestånd till likartade och betydligt tätare bestånd, har missgynnat arten. Bristen på gamla tallågor utgör på sikt ett allvarligt hot och återskapandet av lämpliga biotoper tar mycket lång tid. Områden med olikåldriga bestånd av tall och med stort inslag av äldre träd bör undantas från skoglig produktion (SLU Artdatabanken, 2024).</w:t>
+      </w:r>
+    </w:p>
+    <w:p>
+      <w:r>
+        <w:rPr>
+          <w:b/>
+        </w:rPr>
+        <w:t>Talltagel (NT)</w:t>
+      </w:r>
+      <w:r>
+        <w:t xml:space="preserve"> är en boreal art som förekommer på tall i äldre, öppna tallskogar. Den påverkas negativt av brist på kontinuitetsskog och minskningstakten bedöms vara nära gränsvärdet för Sårbar (VU). Talltagel är typisk art för </w:t>
+      </w:r>
+      <w:r>
+        <w:rPr>
+          <w:i/>
+        </w:rPr>
+        <w:t>9010 Taiga</w:t>
+      </w:r>
+      <w:r>
+        <w:t xml:space="preserve"> (SLU Artdatabanken, 2026).</w:t>
       </w:r>
     </w:p>
     <w:p>
@@ -510,7 +541,7 @@
         <w:rPr>
           <w:i/>
         </w:rPr>
-        <w:t>I det avverkningsanmälda skogsområdet har 10 naturvårdsarter varav 10 rödlistade arter sina livsmiljöer och växtplatser.</w:t>
+        <w:t>I det avverkningsanmälda skogsområdet har 12 naturvårdsarter varav 12 rödlistade arter sina livsmiljöer och växtplatser.</w:t>
       </w:r>
     </w:p>
     <w:p>
@@ -901,7 +932,7 @@
     <w:r>
       <w:tab/>
       <w:tab/>
-      <w:t>2026-09-25</w:t>
+      <w:t>2026-09-26</w:t>
       <w:br/>
       <w:br/>
     </w:r>

--- a/klagomål/A 49573-2025 FSC-klagomål.docx
+++ b/klagomål/A 49573-2025 FSC-klagomål.docx
@@ -932,7 +932,7 @@
     <w:r>
       <w:tab/>
       <w:tab/>
-      <w:t>2026-09-26</w:t>
+      <w:t>2026-09-27</w:t>
       <w:br/>
       <w:br/>
     </w:r>

--- a/klagomål/A 49573-2025 FSC-klagomål.docx
+++ b/klagomål/A 49573-2025 FSC-klagomål.docx
@@ -932,7 +932,7 @@
     <w:r>
       <w:tab/>
       <w:tab/>
-      <w:t>2026-09-27</w:t>
+      <w:t>2026-09-28</w:t>
       <w:br/>
       <w:br/>
     </w:r>

--- a/klagomål/A 49573-2025 FSC-klagomål.docx
+++ b/klagomål/A 49573-2025 FSC-klagomål.docx
@@ -932,7 +932,7 @@
     <w:r>
       <w:tab/>
       <w:tab/>
-      <w:t>2026-09-28</w:t>
+      <w:t>2026-09-29</w:t>
       <w:br/>
       <w:br/>
     </w:r>

--- a/klagomål/A 49573-2025 FSC-klagomål.docx
+++ b/klagomål/A 49573-2025 FSC-klagomål.docx
@@ -216,12 +216,12 @@
         <w:spacing w:after="240"/>
       </w:pPr>
       <w:r>
-        <w:t>Figur 1. Fyndplatser för naturvårdsarter i och inom 15 meter från avverkningsanmälan. Markörer utan svart kant är placerade på fyndplatsen. Markörer med svart kant är placerade vid sidan av fyndplatsen och har ett svart streck som visar fyndplatsens exakta position. Kartans mittpunktskoordinat är N 6966334, E 414087 i SWEREF 99 TM.</w:t>
+        <w:t>Figur 1. Fyndplatser för naturvårdsarter i och inom 14 meter från avverkningsanmälan. Markörer utan svart kant är placerade på fyndplatsen. Markörer med svart kant är placerade vid sidan av fyndplatsen och har ett svart streck som visar fyndplatsens exakta position. Kartans mittpunktskoordinat är N 6966334, E 414087 i SWEREF 99 TM.</w:t>
       </w:r>
     </w:p>
     <w:p>
       <w:r>
-        <w:t>I och inom 15 meter från avverkningsanmälan finns fynd av 12 naturvårdsarter, varav 12 är rödlistade och 6 är typiska (T): kritporing (CR), gräddporing (VU, T), blanksvart spiklav (NT), blågrå svartspik (NT), dropptaggsvamp (NT, T), dvärgbägarlav (NT, T), kolflarnlav (NT, T), mörk kolflarnlav (NT), nordtagging (NT), talltagel (NT, T), vedflamlav (NT) och vedskivlav (NT, T). Se Figur 1.</w:t>
+        <w:t>I och inom 14 meter från avverkningsanmälan finns fynd av 10 naturvårdsarter, varav 10 är rödlistade och 5 är typiska (T): kritporing (CR), gräddporing (VU, T), blanksvart spiklav (NT), blågrå svartspik (NT), dropptaggsvamp (NT, T), dvärgbägarlav (NT, T), kolflarnlav (NT, T), nordtagging (NT), vedflamlav (NT) och vedskivlav (NT, T). Se Figur 1.</w:t>
       </w:r>
     </w:p>
     <w:p>
@@ -374,41 +374,10 @@
         <w:rPr>
           <w:b/>
         </w:rPr>
-        <w:t>Mörk kolflarnlav (NT)</w:t>
-      </w:r>
-      <w:r>
-        <w:t xml:space="preserve"> är brandberoende och växer nästan uteslutande på kolad hård kärnved av tall. Arten förekommer främst i glesa, öppna tall- och blandbarrskogar av naturskogskaraktär och etableringen verkar ske sent efter brand, kanske först efter 100–300 år. Mörk kolflarnlav indikerar skog med höga naturvärden och vanligast är att den påträffas på rester av nedbrunna torrakor och högstubbar och lågstubbar som är så grova att hela innandömet är urbränt. Tall- och blandbarrskogar av naturskogskaraktär med spår av återkommande bränder hyser höga biologiska värden och bör skyddas (SLU Artdatabanken, 2024).</w:t>
-      </w:r>
-    </w:p>
-    <w:p>
-      <w:r>
-        <w:rPr>
-          <w:b/>
-        </w:rPr>
         <w:t>Nordtagging (NT)</w:t>
       </w:r>
       <w:r>
         <w:t xml:space="preserve"> växer främst på tallågor av grövre dimensioner och påträffas huvudsakligen i äldre skog som inte kalavverkats. Nordtaggingen missgynnas av att områden med äldre tallskog har minskat starkt. Bekämpning av skogsbränder, samtidigt som skogsbruket omvandlar naturligt glesa tallbestånd till likartade och betydligt tätare bestånd, har missgynnat arten. Bristen på gamla tallågor utgör på sikt ett allvarligt hot och återskapandet av lämpliga biotoper tar mycket lång tid. Områden med olikåldriga bestånd av tall och med stort inslag av äldre träd bör undantas från skoglig produktion (SLU Artdatabanken, 2024).</w:t>
-      </w:r>
-    </w:p>
-    <w:p>
-      <w:r>
-        <w:rPr>
-          <w:b/>
-        </w:rPr>
-        <w:t>Talltagel (NT)</w:t>
-      </w:r>
-      <w:r>
-        <w:t xml:space="preserve"> är en boreal art som förekommer på tall i äldre, öppna tallskogar. Den påverkas negativt av brist på kontinuitetsskog och minskningstakten bedöms vara nära gränsvärdet för Sårbar (VU). Talltagel är typisk art för </w:t>
-      </w:r>
-      <w:r>
-        <w:rPr>
-          <w:i/>
-        </w:rPr>
-        <w:t>9010 Taiga</w:t>
-      </w:r>
-      <w:r>
-        <w:t xml:space="preserve"> (SLU Artdatabanken, 2026).</w:t>
       </w:r>
     </w:p>
     <w:p>
@@ -541,7 +510,7 @@
         <w:rPr>
           <w:i/>
         </w:rPr>
-        <w:t>I det avverkningsanmälda skogsområdet har 12 naturvårdsarter varav 12 rödlistade arter sina livsmiljöer och växtplatser.</w:t>
+        <w:t>I det avverkningsanmälda skogsområdet har 10 naturvårdsarter varav 10 rödlistade arter sina livsmiljöer och växtplatser.</w:t>
       </w:r>
     </w:p>
     <w:p>
@@ -932,7 +901,7 @@
     <w:r>
       <w:tab/>
       <w:tab/>
-      <w:t>2026-09-29</w:t>
+      <w:t>2026-09-30</w:t>
       <w:br/>
       <w:br/>
     </w:r>

--- a/klagomål/A 49573-2025 FSC-klagomål.docx
+++ b/klagomål/A 49573-2025 FSC-klagomål.docx
@@ -216,12 +216,12 @@
         <w:spacing w:after="240"/>
       </w:pPr>
       <w:r>
-        <w:t>Figur 1. Fyndplatser för naturvårdsarter i och inom 14 meter från avverkningsanmälan. Markörer utan svart kant är placerade på fyndplatsen. Markörer med svart kant är placerade vid sidan av fyndplatsen och har ett svart streck som visar fyndplatsens exakta position. Kartans mittpunktskoordinat är N 6966334, E 414087 i SWEREF 99 TM.</w:t>
+        <w:t>Figur 1. Fyndplatser för naturvårdsarter i och inom 15 meter från avverkningsanmälan. Markörer utan svart kant är placerade på fyndplatsen. Markörer med svart kant är placerade vid sidan av fyndplatsen och har ett svart streck som visar fyndplatsens exakta position. Kartans mittpunktskoordinat är N 6966334, E 414087 i SWEREF 99 TM.</w:t>
       </w:r>
     </w:p>
     <w:p>
       <w:r>
-        <w:t>I och inom 14 meter från avverkningsanmälan finns fynd av 10 naturvårdsarter, varav 10 är rödlistade och 5 är typiska (T): kritporing (CR), gräddporing (VU, T), blanksvart spiklav (NT), blågrå svartspik (NT), dropptaggsvamp (NT, T), dvärgbägarlav (NT, T), kolflarnlav (NT, T), nordtagging (NT), vedflamlav (NT) och vedskivlav (NT, T). Se Figur 1.</w:t>
+        <w:t>I och inom 15 meter från avverkningsanmälan finns fynd av 12 naturvårdsarter, varav 12 är rödlistade och 6 är typiska (T): kritporing (CR), gräddporing (VU, T), blanksvart spiklav (NT), blågrå svartspik (NT), dropptaggsvamp (NT, T), dvärgbägarlav (NT, T), kolflarnlav (NT, T), mörk kolflarnlav (NT), nordtagging (NT), talltagel (NT, T), vedflamlav (NT) och vedskivlav (NT, T). Se Figur 1.</w:t>
       </w:r>
     </w:p>
     <w:p>
@@ -374,10 +374,41 @@
         <w:rPr>
           <w:b/>
         </w:rPr>
+        <w:t>Mörk kolflarnlav (NT)</w:t>
+      </w:r>
+      <w:r>
+        <w:t xml:space="preserve"> är brandberoende och växer nästan uteslutande på kolad hård kärnved av tall. Arten förekommer främst i glesa, öppna tall- och blandbarrskogar av naturskogskaraktär och etableringen verkar ske sent efter brand, kanske först efter 100–300 år. Mörk kolflarnlav indikerar skog med höga naturvärden och vanligast är att den påträffas på rester av nedbrunna torrakor och högstubbar och lågstubbar som är så grova att hela innandömet är urbränt. Tall- och blandbarrskogar av naturskogskaraktär med spår av återkommande bränder hyser höga biologiska värden och bör skyddas (SLU Artdatabanken, 2024).</w:t>
+      </w:r>
+    </w:p>
+    <w:p>
+      <w:r>
+        <w:rPr>
+          <w:b/>
+        </w:rPr>
         <w:t>Nordtagging (NT)</w:t>
       </w:r>
       <w:r>
         <w:t xml:space="preserve"> växer främst på tallågor av grövre dimensioner och påträffas huvudsakligen i äldre skog som inte kalavverkats. Nordtaggingen missgynnas av att områden med äldre tallskog har minskat starkt. Bekämpning av skogsbränder, samtidigt som skogsbruket omvandlar naturligt glesa tallbestånd till likartade och betydligt tätare bestånd, har missgynnat arten. Bristen på gamla tallågor utgör på sikt ett allvarligt hot och återskapandet av lämpliga biotoper tar mycket lång tid. Områden med olikåldriga bestånd av tall och med stort inslag av äldre träd bör undantas från skoglig produktion (SLU Artdatabanken, 2024).</w:t>
+      </w:r>
+    </w:p>
+    <w:p>
+      <w:r>
+        <w:rPr>
+          <w:b/>
+        </w:rPr>
+        <w:t>Talltagel (NT)</w:t>
+      </w:r>
+      <w:r>
+        <w:t xml:space="preserve"> är en boreal art som förekommer på tall i äldre, öppna tallskogar. Den påverkas negativt av brist på kontinuitetsskog och minskningstakten bedöms vara nära gränsvärdet för Sårbar (VU). Talltagel är typisk art för </w:t>
+      </w:r>
+      <w:r>
+        <w:rPr>
+          <w:i/>
+        </w:rPr>
+        <w:t>9010 Taiga</w:t>
+      </w:r>
+      <w:r>
+        <w:t xml:space="preserve"> (SLU Artdatabanken, 2026).</w:t>
       </w:r>
     </w:p>
     <w:p>
@@ -510,7 +541,7 @@
         <w:rPr>
           <w:i/>
         </w:rPr>
-        <w:t>I det avverkningsanmälda skogsområdet har 10 naturvårdsarter varav 10 rödlistade arter sina livsmiljöer och växtplatser.</w:t>
+        <w:t>I det avverkningsanmälda skogsområdet har 12 naturvårdsarter varav 12 rödlistade arter sina livsmiljöer och växtplatser.</w:t>
       </w:r>
     </w:p>
     <w:p>
@@ -901,7 +932,7 @@
     <w:r>
       <w:tab/>
       <w:tab/>
-      <w:t>2026-09-30</w:t>
+      <w:t>2026-10-01</w:t>
       <w:br/>
       <w:br/>
     </w:r>

--- a/klagomål/A 49573-2025 FSC-klagomål.docx
+++ b/klagomål/A 49573-2025 FSC-klagomål.docx
@@ -932,7 +932,7 @@
     <w:r>
       <w:tab/>
       <w:tab/>
-      <w:t>2026-10-01</w:t>
+      <w:t>2026-10-02</w:t>
       <w:br/>
       <w:br/>
     </w:r>

--- a/klagomål/A 49573-2025 FSC-klagomål.docx
+++ b/klagomål/A 49573-2025 FSC-klagomål.docx
@@ -932,7 +932,7 @@
     <w:r>
       <w:tab/>
       <w:tab/>
-      <w:t>2026-10-02</w:t>
+      <w:t>2026-10-03</w:t>
       <w:br/>
       <w:br/>
     </w:r>

--- a/klagomål/A 49573-2025 FSC-klagomål.docx
+++ b/klagomål/A 49573-2025 FSC-klagomål.docx
@@ -932,7 +932,7 @@
     <w:r>
       <w:tab/>
       <w:tab/>
-      <w:t>2026-10-03</w:t>
+      <w:t>2026-10-04</w:t>
       <w:br/>
       <w:br/>
     </w:r>

--- a/klagomål/A 49573-2025 FSC-klagomål.docx
+++ b/klagomål/A 49573-2025 FSC-klagomål.docx
@@ -932,7 +932,7 @@
     <w:r>
       <w:tab/>
       <w:tab/>
-      <w:t>2026-10-04</w:t>
+      <w:t>2026-10-05</w:t>
       <w:br/>
       <w:br/>
     </w:r>

--- a/klagomål/A 49573-2025 FSC-klagomål.docx
+++ b/klagomål/A 49573-2025 FSC-klagomål.docx
@@ -932,7 +932,7 @@
     <w:r>
       <w:tab/>
       <w:tab/>
-      <w:t>2026-10-05</w:t>
+      <w:t>2026-10-06</w:t>
       <w:br/>
       <w:br/>
     </w:r>

--- a/klagomål/A 49573-2025 FSC-klagomål.docx
+++ b/klagomål/A 49573-2025 FSC-klagomål.docx
@@ -932,7 +932,7 @@
     <w:r>
       <w:tab/>
       <w:tab/>
-      <w:t>2026-10-06</w:t>
+      <w:t>2026-10-07</w:t>
       <w:br/>
       <w:br/>
     </w:r>

--- a/klagomål/A 49573-2025 FSC-klagomål.docx
+++ b/klagomål/A 49573-2025 FSC-klagomål.docx
@@ -932,7 +932,7 @@
     <w:r>
       <w:tab/>
       <w:tab/>
-      <w:t>2026-10-07</w:t>
+      <w:t>2026-10-08</w:t>
       <w:br/>
       <w:br/>
     </w:r>

--- a/klagomål/A 49573-2025 FSC-klagomål.docx
+++ b/klagomål/A 49573-2025 FSC-klagomål.docx
@@ -932,7 +932,7 @@
     <w:r>
       <w:tab/>
       <w:tab/>
-      <w:t>2026-10-08</w:t>
+      <w:t>2026-10-09</w:t>
       <w:br/>
       <w:br/>
     </w:r>

--- a/klagomål/A 49573-2025 FSC-klagomål.docx
+++ b/klagomål/A 49573-2025 FSC-klagomål.docx
@@ -216,12 +216,12 @@
         <w:spacing w:after="240"/>
       </w:pPr>
       <w:r>
-        <w:t>Figur 1. Fyndplatser för naturvårdsarter i och inom 15 meter från avverkningsanmälan. Markörer utan svart kant är placerade på fyndplatsen. Markörer med svart kant är placerade vid sidan av fyndplatsen och har ett svart streck som visar fyndplatsens exakta position. Kartans mittpunktskoordinat är N 6966334, E 414087 i SWEREF 99 TM.</w:t>
+        <w:t>Figur 1. Fyndplatser för naturvårdsarter i och inom 14 meter från avverkningsanmälan. Markörer utan svart kant är placerade på fyndplatsen. Markörer med svart kant är placerade vid sidan av fyndplatsen och har ett svart streck som visar fyndplatsens exakta position. Kartans mittpunktskoordinat är N 6966334, E 414087 i SWEREF 99 TM.</w:t>
       </w:r>
     </w:p>
     <w:p>
       <w:r>
-        <w:t>I och inom 15 meter från avverkningsanmälan finns fynd av 12 naturvårdsarter, varav 12 är rödlistade och 6 är typiska (T): kritporing (CR), gräddporing (VU, T), blanksvart spiklav (NT), blågrå svartspik (NT), dropptaggsvamp (NT, T), dvärgbägarlav (NT, T), kolflarnlav (NT, T), mörk kolflarnlav (NT), nordtagging (NT), talltagel (NT, T), vedflamlav (NT) och vedskivlav (NT, T). Se Figur 1.</w:t>
+        <w:t>I och inom 14 meter från avverkningsanmälan finns fynd av 10 naturvårdsarter, varav 10 är rödlistade och 5 är typiska (T): kritporing (CR), gräddporing (VU, T), blanksvart spiklav (NT), blågrå svartspik (NT), dropptaggsvamp (NT, T), dvärgbägarlav (NT, T), kolflarnlav (NT, T), nordtagging (NT), vedflamlav (NT) och vedskivlav (NT, T). Se Figur 1.</w:t>
       </w:r>
     </w:p>
     <w:p>
@@ -374,41 +374,10 @@
         <w:rPr>
           <w:b/>
         </w:rPr>
-        <w:t>Mörk kolflarnlav (NT)</w:t>
-      </w:r>
-      <w:r>
-        <w:t xml:space="preserve"> är brandberoende och växer nästan uteslutande på kolad hård kärnved av tall. Arten förekommer främst i glesa, öppna tall- och blandbarrskogar av naturskogskaraktär och etableringen verkar ske sent efter brand, kanske först efter 100–300 år. Mörk kolflarnlav indikerar skog med höga naturvärden och vanligast är att den påträffas på rester av nedbrunna torrakor och högstubbar och lågstubbar som är så grova att hela innandömet är urbränt. Tall- och blandbarrskogar av naturskogskaraktär med spår av återkommande bränder hyser höga biologiska värden och bör skyddas (SLU Artdatabanken, 2024).</w:t>
-      </w:r>
-    </w:p>
-    <w:p>
-      <w:r>
-        <w:rPr>
-          <w:b/>
-        </w:rPr>
         <w:t>Nordtagging (NT)</w:t>
       </w:r>
       <w:r>
         <w:t xml:space="preserve"> växer främst på tallågor av grövre dimensioner och påträffas huvudsakligen i äldre skog som inte kalavverkats. Nordtaggingen missgynnas av att områden med äldre tallskog har minskat starkt. Bekämpning av skogsbränder, samtidigt som skogsbruket omvandlar naturligt glesa tallbestånd till likartade och betydligt tätare bestånd, har missgynnat arten. Bristen på gamla tallågor utgör på sikt ett allvarligt hot och återskapandet av lämpliga biotoper tar mycket lång tid. Områden med olikåldriga bestånd av tall och med stort inslag av äldre träd bör undantas från skoglig produktion (SLU Artdatabanken, 2024).</w:t>
-      </w:r>
-    </w:p>
-    <w:p>
-      <w:r>
-        <w:rPr>
-          <w:b/>
-        </w:rPr>
-        <w:t>Talltagel (NT)</w:t>
-      </w:r>
-      <w:r>
-        <w:t xml:space="preserve"> är en boreal art som förekommer på tall i äldre, öppna tallskogar. Den påverkas negativt av brist på kontinuitetsskog och minskningstakten bedöms vara nära gränsvärdet för Sårbar (VU). Talltagel är typisk art för </w:t>
-      </w:r>
-      <w:r>
-        <w:rPr>
-          <w:i/>
-        </w:rPr>
-        <w:t>9010 Taiga</w:t>
-      </w:r>
-      <w:r>
-        <w:t xml:space="preserve"> (SLU Artdatabanken, 2026).</w:t>
       </w:r>
     </w:p>
     <w:p>
@@ -541,7 +510,7 @@
         <w:rPr>
           <w:i/>
         </w:rPr>
-        <w:t>I det avverkningsanmälda skogsområdet har 12 naturvårdsarter varav 12 rödlistade arter sina livsmiljöer och växtplatser.</w:t>
+        <w:t>I det avverkningsanmälda skogsområdet har 10 naturvårdsarter varav 10 rödlistade arter sina livsmiljöer och växtplatser.</w:t>
       </w:r>
     </w:p>
     <w:p>
@@ -932,7 +901,7 @@
     <w:r>
       <w:tab/>
       <w:tab/>
-      <w:t>2026-10-09</w:t>
+      <w:t>2026-10-10</w:t>
       <w:br/>
       <w:br/>
     </w:r>

--- a/klagomål/A 49573-2025 FSC-klagomål.docx
+++ b/klagomål/A 49573-2025 FSC-klagomål.docx
@@ -216,12 +216,12 @@
         <w:spacing w:after="240"/>
       </w:pPr>
       <w:r>
-        <w:t>Figur 1. Fyndplatser för naturvårdsarter i och inom 14 meter från avverkningsanmälan. Markörer utan svart kant är placerade på fyndplatsen. Markörer med svart kant är placerade vid sidan av fyndplatsen och har ett svart streck som visar fyndplatsens exakta position. Kartans mittpunktskoordinat är N 6966334, E 414087 i SWEREF 99 TM.</w:t>
+        <w:t>Figur 1. Fyndplatser för naturvårdsarter i och inom 15 meter från avverkningsanmälan. Markörer utan svart kant är placerade på fyndplatsen. Markörer med svart kant är placerade vid sidan av fyndplatsen och har ett svart streck som visar fyndplatsens exakta position. Kartans mittpunktskoordinat är N 6966334, E 414087 i SWEREF 99 TM.</w:t>
       </w:r>
     </w:p>
     <w:p>
       <w:r>
-        <w:t>I och inom 14 meter från avverkningsanmälan finns fynd av 10 naturvårdsarter, varav 10 är rödlistade och 5 är typiska (T): kritporing (CR), gräddporing (VU, T), blanksvart spiklav (NT), blågrå svartspik (NT), dropptaggsvamp (NT, T), dvärgbägarlav (NT, T), kolflarnlav (NT, T), nordtagging (NT), vedflamlav (NT) och vedskivlav (NT, T). Se Figur 1.</w:t>
+        <w:t>I och inom 15 meter från avverkningsanmälan finns fynd av 12 naturvårdsarter, varav 12 är rödlistade och 6 är typiska (T): kritporing (CR), gräddporing (VU, T), blanksvart spiklav (NT), blågrå svartspik (NT), dropptaggsvamp (NT, T), dvärgbägarlav (NT, T), kolflarnlav (NT, T), mörk kolflarnlav (NT), nordtagging (NT), talltagel (NT, T), vedflamlav (NT) och vedskivlav (NT, T). Se Figur 1.</w:t>
       </w:r>
     </w:p>
     <w:p>
@@ -374,10 +374,41 @@
         <w:rPr>
           <w:b/>
         </w:rPr>
+        <w:t>Mörk kolflarnlav (NT)</w:t>
+      </w:r>
+      <w:r>
+        <w:t xml:space="preserve"> är brandberoende och växer nästan uteslutande på kolad hård kärnved av tall. Arten förekommer främst i glesa, öppna tall- och blandbarrskogar av naturskogskaraktär och etableringen verkar ske sent efter brand, kanske först efter 100–300 år. Mörk kolflarnlav indikerar skog med höga naturvärden och vanligast är att den påträffas på rester av nedbrunna torrakor och högstubbar och lågstubbar som är så grova att hela innandömet är urbränt. Tall- och blandbarrskogar av naturskogskaraktär med spår av återkommande bränder hyser höga biologiska värden och bör skyddas (SLU Artdatabanken, 2024).</w:t>
+      </w:r>
+    </w:p>
+    <w:p>
+      <w:r>
+        <w:rPr>
+          <w:b/>
+        </w:rPr>
         <w:t>Nordtagging (NT)</w:t>
       </w:r>
       <w:r>
         <w:t xml:space="preserve"> växer främst på tallågor av grövre dimensioner och påträffas huvudsakligen i äldre skog som inte kalavverkats. Nordtaggingen missgynnas av att områden med äldre tallskog har minskat starkt. Bekämpning av skogsbränder, samtidigt som skogsbruket omvandlar naturligt glesa tallbestånd till likartade och betydligt tätare bestånd, har missgynnat arten. Bristen på gamla tallågor utgör på sikt ett allvarligt hot och återskapandet av lämpliga biotoper tar mycket lång tid. Områden med olikåldriga bestånd av tall och med stort inslag av äldre träd bör undantas från skoglig produktion (SLU Artdatabanken, 2024).</w:t>
+      </w:r>
+    </w:p>
+    <w:p>
+      <w:r>
+        <w:rPr>
+          <w:b/>
+        </w:rPr>
+        <w:t>Talltagel (NT)</w:t>
+      </w:r>
+      <w:r>
+        <w:t xml:space="preserve"> är en boreal art som förekommer på tall i äldre, öppna tallskogar. Den påverkas negativt av brist på kontinuitetsskog och minskningstakten bedöms vara nära gränsvärdet för Sårbar (VU). Talltagel är typisk art för </w:t>
+      </w:r>
+      <w:r>
+        <w:rPr>
+          <w:i/>
+        </w:rPr>
+        <w:t>9010 Taiga</w:t>
+      </w:r>
+      <w:r>
+        <w:t xml:space="preserve"> (SLU Artdatabanken, 2026).</w:t>
       </w:r>
     </w:p>
     <w:p>
@@ -510,7 +541,7 @@
         <w:rPr>
           <w:i/>
         </w:rPr>
-        <w:t>I det avverkningsanmälda skogsområdet har 10 naturvårdsarter varav 10 rödlistade arter sina livsmiljöer och växtplatser.</w:t>
+        <w:t>I det avverkningsanmälda skogsområdet har 12 naturvårdsarter varav 12 rödlistade arter sina livsmiljöer och växtplatser.</w:t>
       </w:r>
     </w:p>
     <w:p>
@@ -901,7 +932,7 @@
     <w:r>
       <w:tab/>
       <w:tab/>
-      <w:t>2026-10-10</w:t>
+      <w:t>2026-10-11</w:t>
       <w:br/>
       <w:br/>
     </w:r>

--- a/klagomål/A 49573-2025 FSC-klagomål.docx
+++ b/klagomål/A 49573-2025 FSC-klagomål.docx
@@ -216,12 +216,12 @@
         <w:spacing w:after="240"/>
       </w:pPr>
       <w:r>
-        <w:t>Figur 1. Fyndplatser för naturvårdsarter i och inom 15 meter från avverkningsanmälan. Markörer utan svart kant är placerade på fyndplatsen. Markörer med svart kant är placerade vid sidan av fyndplatsen och har ett svart streck som visar fyndplatsens exakta position. Kartans mittpunktskoordinat är N 6966334, E 414087 i SWEREF 99 TM.</w:t>
+        <w:t>Figur 1. Fyndplatser för naturvårdsarter i och inom 14 meter från avverkningsanmälan. Markörer utan svart kant är placerade på fyndplatsen. Markörer med svart kant är placerade vid sidan av fyndplatsen och har ett svart streck som visar fyndplatsens exakta position. Kartans mittpunktskoordinat är N 6966334, E 414087 i SWEREF 99 TM.</w:t>
       </w:r>
     </w:p>
     <w:p>
       <w:r>
-        <w:t>I och inom 15 meter från avverkningsanmälan finns fynd av 12 naturvårdsarter, varav 12 är rödlistade och 6 är typiska (T): kritporing (CR), gräddporing (VU, T), blanksvart spiklav (NT), blågrå svartspik (NT), dropptaggsvamp (NT, T), dvärgbägarlav (NT, T), kolflarnlav (NT, T), mörk kolflarnlav (NT), nordtagging (NT), talltagel (NT, T), vedflamlav (NT) och vedskivlav (NT, T). Se Figur 1.</w:t>
+        <w:t>I och inom 14 meter från avverkningsanmälan finns fynd av 10 naturvårdsarter, varav 10 är rödlistade och 5 är typiska (T): kritporing (CR), gräddporing (VU, T), blanksvart spiklav (NT), blågrå svartspik (NT), dropptaggsvamp (NT, T), dvärgbägarlav (NT, T), kolflarnlav (NT, T), nordtagging (NT), vedflamlav (NT) och vedskivlav (NT, T). Se Figur 1.</w:t>
       </w:r>
     </w:p>
     <w:p>
@@ -374,41 +374,10 @@
         <w:rPr>
           <w:b/>
         </w:rPr>
-        <w:t>Mörk kolflarnlav (NT)</w:t>
-      </w:r>
-      <w:r>
-        <w:t xml:space="preserve"> är brandberoende och växer nästan uteslutande på kolad hård kärnved av tall. Arten förekommer främst i glesa, öppna tall- och blandbarrskogar av naturskogskaraktär och etableringen verkar ske sent efter brand, kanske först efter 100–300 år. Mörk kolflarnlav indikerar skog med höga naturvärden och vanligast är att den påträffas på rester av nedbrunna torrakor och högstubbar och lågstubbar som är så grova att hela innandömet är urbränt. Tall- och blandbarrskogar av naturskogskaraktär med spår av återkommande bränder hyser höga biologiska värden och bör skyddas (SLU Artdatabanken, 2024).</w:t>
-      </w:r>
-    </w:p>
-    <w:p>
-      <w:r>
-        <w:rPr>
-          <w:b/>
-        </w:rPr>
         <w:t>Nordtagging (NT)</w:t>
       </w:r>
       <w:r>
         <w:t xml:space="preserve"> växer främst på tallågor av grövre dimensioner och påträffas huvudsakligen i äldre skog som inte kalavverkats. Nordtaggingen missgynnas av att områden med äldre tallskog har minskat starkt. Bekämpning av skogsbränder, samtidigt som skogsbruket omvandlar naturligt glesa tallbestånd till likartade och betydligt tätare bestånd, har missgynnat arten. Bristen på gamla tallågor utgör på sikt ett allvarligt hot och återskapandet av lämpliga biotoper tar mycket lång tid. Områden med olikåldriga bestånd av tall och med stort inslag av äldre träd bör undantas från skoglig produktion (SLU Artdatabanken, 2024).</w:t>
-      </w:r>
-    </w:p>
-    <w:p>
-      <w:r>
-        <w:rPr>
-          <w:b/>
-        </w:rPr>
-        <w:t>Talltagel (NT)</w:t>
-      </w:r>
-      <w:r>
-        <w:t xml:space="preserve"> är en boreal art som förekommer på tall i äldre, öppna tallskogar. Den påverkas negativt av brist på kontinuitetsskog och minskningstakten bedöms vara nära gränsvärdet för Sårbar (VU). Talltagel är typisk art för </w:t>
-      </w:r>
-      <w:r>
-        <w:rPr>
-          <w:i/>
-        </w:rPr>
-        <w:t>9010 Taiga</w:t>
-      </w:r>
-      <w:r>
-        <w:t xml:space="preserve"> (SLU Artdatabanken, 2026).</w:t>
       </w:r>
     </w:p>
     <w:p>
@@ -541,7 +510,7 @@
         <w:rPr>
           <w:i/>
         </w:rPr>
-        <w:t>I det avverkningsanmälda skogsområdet har 12 naturvårdsarter varav 12 rödlistade arter sina livsmiljöer och växtplatser.</w:t>
+        <w:t>I det avverkningsanmälda skogsområdet har 10 naturvårdsarter varav 10 rödlistade arter sina livsmiljöer och växtplatser.</w:t>
       </w:r>
     </w:p>
     <w:p>
@@ -932,7 +901,7 @@
     <w:r>
       <w:tab/>
       <w:tab/>
-      <w:t>2026-10-11</w:t>
+      <w:t>2026-10-12</w:t>
       <w:br/>
       <w:br/>
     </w:r>

--- a/klagomål/A 49573-2025 FSC-klagomål.docx
+++ b/klagomål/A 49573-2025 FSC-klagomål.docx
@@ -216,12 +216,12 @@
         <w:spacing w:after="240"/>
       </w:pPr>
       <w:r>
-        <w:t>Figur 1. Fyndplatser för naturvårdsarter i och inom 14 meter från avverkningsanmälan. Markörer utan svart kant är placerade på fyndplatsen. Markörer med svart kant är placerade vid sidan av fyndplatsen och har ett svart streck som visar fyndplatsens exakta position. Kartans mittpunktskoordinat är N 6966334, E 414087 i SWEREF 99 TM.</w:t>
+        <w:t>Figur 1. Fyndplatser för naturvårdsarter i och inom 15 meter från avverkningsanmälan. Markörer utan svart kant är placerade på fyndplatsen. Markörer med svart kant är placerade vid sidan av fyndplatsen och har ett svart streck som visar fyndplatsens exakta position. Kartans mittpunktskoordinat är N 6966334, E 414087 i SWEREF 99 TM.</w:t>
       </w:r>
     </w:p>
     <w:p>
       <w:r>
-        <w:t>I och inom 14 meter från avverkningsanmälan finns fynd av 10 naturvårdsarter, varav 10 är rödlistade och 5 är typiska (T): kritporing (CR), gräddporing (VU, T), blanksvart spiklav (NT), blågrå svartspik (NT), dropptaggsvamp (NT, T), dvärgbägarlav (NT, T), kolflarnlav (NT, T), nordtagging (NT), vedflamlav (NT) och vedskivlav (NT, T). Se Figur 1.</w:t>
+        <w:t>I och inom 15 meter från avverkningsanmälan finns fynd av 12 naturvårdsarter, varav 12 är rödlistade och 6 är typiska (T): kritporing (CR), gräddporing (VU, T), blanksvart spiklav (NT), blågrå svartspik (NT), dropptaggsvamp (NT, T), dvärgbägarlav (NT, T), kolflarnlav (NT, T), mörk kolflarnlav (NT), nordtagging (NT), talltagel (NT, T), vedflamlav (NT) och vedskivlav (NT, T). Se Figur 1.</w:t>
       </w:r>
     </w:p>
     <w:p>
@@ -374,10 +374,41 @@
         <w:rPr>
           <w:b/>
         </w:rPr>
+        <w:t>Mörk kolflarnlav (NT)</w:t>
+      </w:r>
+      <w:r>
+        <w:t xml:space="preserve"> är brandberoende och växer nästan uteslutande på kolad hård kärnved av tall. Arten förekommer främst i glesa, öppna tall- och blandbarrskogar av naturskogskaraktär och etableringen verkar ske sent efter brand, kanske först efter 100–300 år. Mörk kolflarnlav indikerar skog med höga naturvärden och vanligast är att den påträffas på rester av nedbrunna torrakor och högstubbar och lågstubbar som är så grova att hela innandömet är urbränt. Tall- och blandbarrskogar av naturskogskaraktär med spår av återkommande bränder hyser höga biologiska värden och bör skyddas (SLU Artdatabanken, 2024).</w:t>
+      </w:r>
+    </w:p>
+    <w:p>
+      <w:r>
+        <w:rPr>
+          <w:b/>
+        </w:rPr>
         <w:t>Nordtagging (NT)</w:t>
       </w:r>
       <w:r>
         <w:t xml:space="preserve"> växer främst på tallågor av grövre dimensioner och påträffas huvudsakligen i äldre skog som inte kalavverkats. Nordtaggingen missgynnas av att områden med äldre tallskog har minskat starkt. Bekämpning av skogsbränder, samtidigt som skogsbruket omvandlar naturligt glesa tallbestånd till likartade och betydligt tätare bestånd, har missgynnat arten. Bristen på gamla tallågor utgör på sikt ett allvarligt hot och återskapandet av lämpliga biotoper tar mycket lång tid. Områden med olikåldriga bestånd av tall och med stort inslag av äldre träd bör undantas från skoglig produktion (SLU Artdatabanken, 2024).</w:t>
+      </w:r>
+    </w:p>
+    <w:p>
+      <w:r>
+        <w:rPr>
+          <w:b/>
+        </w:rPr>
+        <w:t>Talltagel (NT)</w:t>
+      </w:r>
+      <w:r>
+        <w:t xml:space="preserve"> är en boreal art som förekommer på tall i äldre, öppna tallskogar. Den påverkas negativt av brist på kontinuitetsskog och minskningstakten bedöms vara nära gränsvärdet för Sårbar (VU). Talltagel är typisk art för </w:t>
+      </w:r>
+      <w:r>
+        <w:rPr>
+          <w:i/>
+        </w:rPr>
+        <w:t>9010 Taiga</w:t>
+      </w:r>
+      <w:r>
+        <w:t xml:space="preserve"> (SLU Artdatabanken, 2026).</w:t>
       </w:r>
     </w:p>
     <w:p>
@@ -510,7 +541,7 @@
         <w:rPr>
           <w:i/>
         </w:rPr>
-        <w:t>I det avverkningsanmälda skogsområdet har 10 naturvårdsarter varav 10 rödlistade arter sina livsmiljöer och växtplatser.</w:t>
+        <w:t>I det avverkningsanmälda skogsområdet har 12 naturvårdsarter varav 12 rödlistade arter sina livsmiljöer och växtplatser.</w:t>
       </w:r>
     </w:p>
     <w:p>
@@ -901,7 +932,7 @@
     <w:r>
       <w:tab/>
       <w:tab/>
-      <w:t>2026-10-12</w:t>
+      <w:t>2026-10-13</w:t>
       <w:br/>
       <w:br/>
     </w:r>

--- a/klagomål/A 49573-2025 FSC-klagomål.docx
+++ b/klagomål/A 49573-2025 FSC-klagomål.docx
@@ -932,7 +932,7 @@
     <w:r>
       <w:tab/>
       <w:tab/>
-      <w:t>2026-10-13</w:t>
+      <w:t>2026-10-14</w:t>
       <w:br/>
       <w:br/>
     </w:r>

--- a/klagomål/A 49573-2025 FSC-klagomål.docx
+++ b/klagomål/A 49573-2025 FSC-klagomål.docx
@@ -932,7 +932,7 @@
     <w:r>
       <w:tab/>
       <w:tab/>
-      <w:t>2026-10-14</w:t>
+      <w:t>2026-10-15</w:t>
       <w:br/>
       <w:br/>
     </w:r>

--- a/klagomål/A 49573-2025 FSC-klagomål.docx
+++ b/klagomål/A 49573-2025 FSC-klagomål.docx
@@ -932,7 +932,7 @@
     <w:r>
       <w:tab/>
       <w:tab/>
-      <w:t>2026-10-15</w:t>
+      <w:t>2026-10-16</w:t>
       <w:br/>
       <w:br/>
     </w:r>

--- a/klagomål/A 49573-2025 FSC-klagomål.docx
+++ b/klagomål/A 49573-2025 FSC-klagomål.docx
@@ -932,7 +932,7 @@
     <w:r>
       <w:tab/>
       <w:tab/>
-      <w:t>2026-10-16</w:t>
+      <w:t>2026-10-17</w:t>
       <w:br/>
       <w:br/>
     </w:r>

--- a/klagomål/A 49573-2025 FSC-klagomål.docx
+++ b/klagomål/A 49573-2025 FSC-klagomål.docx
@@ -932,7 +932,7 @@
     <w:r>
       <w:tab/>
       <w:tab/>
-      <w:t>2026-10-17</w:t>
+      <w:t>2026-10-18</w:t>
       <w:br/>
       <w:br/>
     </w:r>

--- a/klagomål/A 49573-2025 FSC-klagomål.docx
+++ b/klagomål/A 49573-2025 FSC-klagomål.docx
@@ -932,7 +932,7 @@
     <w:r>
       <w:tab/>
       <w:tab/>
-      <w:t>2026-10-18</w:t>
+      <w:t>2026-10-19</w:t>
       <w:br/>
       <w:br/>
     </w:r>

--- a/klagomål/A 49573-2025 FSC-klagomål.docx
+++ b/klagomål/A 49573-2025 FSC-klagomål.docx
@@ -932,7 +932,7 @@
     <w:r>
       <w:tab/>
       <w:tab/>
-      <w:t>2026-10-19</w:t>
+      <w:t>2026-10-20</w:t>
       <w:br/>
       <w:br/>
     </w:r>

--- a/klagomål/A 49573-2025 FSC-klagomål.docx
+++ b/klagomål/A 49573-2025 FSC-klagomål.docx
@@ -932,7 +932,7 @@
     <w:r>
       <w:tab/>
       <w:tab/>
-      <w:t>2026-10-20</w:t>
+      <w:t>2026-10-21</w:t>
       <w:br/>
       <w:br/>
     </w:r>

--- a/klagomål/A 49573-2025 FSC-klagomål.docx
+++ b/klagomål/A 49573-2025 FSC-klagomål.docx
@@ -932,7 +932,7 @@
     <w:r>
       <w:tab/>
       <w:tab/>
-      <w:t>2026-10-21</w:t>
+      <w:t>2026-10-22</w:t>
       <w:br/>
       <w:br/>
     </w:r>

--- a/klagomål/A 49573-2025 FSC-klagomål.docx
+++ b/klagomål/A 49573-2025 FSC-klagomål.docx
@@ -932,7 +932,7 @@
     <w:r>
       <w:tab/>
       <w:tab/>
-      <w:t>2026-10-22</w:t>
+      <w:t>2026-10-23</w:t>
       <w:br/>
       <w:br/>
     </w:r>

--- a/klagomål/A 49573-2025 FSC-klagomål.docx
+++ b/klagomål/A 49573-2025 FSC-klagomål.docx
@@ -932,7 +932,7 @@
     <w:r>
       <w:tab/>
       <w:tab/>
-      <w:t>2026-10-23</w:t>
+      <w:t>2026-10-24</w:t>
       <w:br/>
       <w:br/>
     </w:r>

--- a/klagomål/A 49573-2025 FSC-klagomål.docx
+++ b/klagomål/A 49573-2025 FSC-klagomål.docx
@@ -932,7 +932,7 @@
     <w:r>
       <w:tab/>
       <w:tab/>
-      <w:t>2026-10-24</w:t>
+      <w:t>2026-10-25</w:t>
       <w:br/>
       <w:br/>
     </w:r>

--- a/klagomål/A 49573-2025 FSC-klagomål.docx
+++ b/klagomål/A 49573-2025 FSC-klagomål.docx
@@ -932,7 +932,7 @@
     <w:r>
       <w:tab/>
       <w:tab/>
-      <w:t>2026-10-25</w:t>
+      <w:t>2026-10-26</w:t>
       <w:br/>
       <w:br/>
     </w:r>

--- a/klagomål/A 49573-2025 FSC-klagomål.docx
+++ b/klagomål/A 49573-2025 FSC-klagomål.docx
@@ -932,7 +932,7 @@
     <w:r>
       <w:tab/>
       <w:tab/>
-      <w:t>2026-10-26</w:t>
+      <w:t>2026-10-27</w:t>
       <w:br/>
       <w:br/>
     </w:r>

--- a/klagomål/A 49573-2025 FSC-klagomål.docx
+++ b/klagomål/A 49573-2025 FSC-klagomål.docx
@@ -932,7 +932,7 @@
     <w:r>
       <w:tab/>
       <w:tab/>
-      <w:t>2026-10-27</w:t>
+      <w:t>2026-10-28</w:t>
       <w:br/>
       <w:br/>
     </w:r>

--- a/klagomål/A 49573-2025 FSC-klagomål.docx
+++ b/klagomål/A 49573-2025 FSC-klagomål.docx
@@ -932,7 +932,7 @@
     <w:r>
       <w:tab/>
       <w:tab/>
-      <w:t>2026-10-28</w:t>
+      <w:t>2026-10-29</w:t>
       <w:br/>
       <w:br/>
     </w:r>

--- a/klagomål/A 49573-2025 FSC-klagomål.docx
+++ b/klagomål/A 49573-2025 FSC-klagomål.docx
@@ -932,7 +932,7 @@
     <w:r>
       <w:tab/>
       <w:tab/>
-      <w:t>2026-10-29</w:t>
+      <w:t>2026-10-31</w:t>
       <w:br/>
       <w:br/>
     </w:r>
